--- a/surat-keterangan-toefl-ft-unmul.docx
+++ b/surat-keterangan-toefl-ft-unmul.docx
@@ -12,6 +12,7 @@
           <w:bCs/>
           <w:sz w:val="26"/>
           <w:szCs w:val="26"/>
+          <w:lang w:val="nn-NO"/>
         </w:rPr>
       </w:pPr>
       <w:r>
@@ -21,6 +22,7 @@
           <w:bCs/>
           <w:sz w:val="26"/>
           <w:szCs w:val="26"/>
+          <w:lang w:val="nn-NO"/>
         </w:rPr>
         <w:t xml:space="preserve">SURAT KETERANGAN PEMBEBASAN SYARAT SKOR MINIMAL </w:t>
       </w:r>
@@ -100,35 +102,15 @@
         <w:spacing w:after="0" w:line="240" w:lineRule="auto"/>
         <w:rPr>
           <w:rFonts w:ascii="Times New Roman" w:hAnsi="Times New Roman" w:cs="Times New Roman"/>
-        </w:rPr>
-      </w:pPr>
-      <w:proofErr w:type="spellStart"/>
-      <w:r>
-        <w:rPr>
-          <w:rFonts w:ascii="Times New Roman" w:hAnsi="Times New Roman" w:cs="Times New Roman"/>
-        </w:rPr>
-        <w:t>Kepada</w:t>
-      </w:r>
-      <w:proofErr w:type="spellEnd"/>
-      <w:r>
-        <w:rPr>
-          <w:rFonts w:ascii="Times New Roman" w:hAnsi="Times New Roman" w:cs="Times New Roman"/>
-        </w:rPr>
-        <w:t xml:space="preserve"> </w:t>
-      </w:r>
-      <w:proofErr w:type="spellStart"/>
-      <w:r>
-        <w:rPr>
-          <w:rFonts w:ascii="Times New Roman" w:hAnsi="Times New Roman" w:cs="Times New Roman"/>
-        </w:rPr>
-        <w:t>Yth</w:t>
-      </w:r>
-      <w:proofErr w:type="spellEnd"/>
-      <w:r>
-        <w:rPr>
-          <w:rFonts w:ascii="Times New Roman" w:hAnsi="Times New Roman" w:cs="Times New Roman"/>
-        </w:rPr>
-        <w:t>.</w:t>
+          <w:lang w:val="nn-NO"/>
+        </w:rPr>
+      </w:pPr>
+      <w:r>
+        <w:rPr>
+          <w:rFonts w:ascii="Times New Roman" w:hAnsi="Times New Roman" w:cs="Times New Roman"/>
+          <w:lang w:val="nn-NO"/>
+        </w:rPr>
+        <w:t>Kepada Yth.</w:t>
       </w:r>
     </w:p>
     <w:p>
@@ -138,6 +120,7 @@
           <w:rFonts w:ascii="Times New Roman" w:hAnsi="Times New Roman" w:cs="Times New Roman"/>
           <w:b/>
           <w:bCs/>
+          <w:lang w:val="nn-NO"/>
         </w:rPr>
       </w:pPr>
       <w:r>
@@ -145,184 +128,105 @@
           <w:rFonts w:ascii="Times New Roman" w:hAnsi="Times New Roman" w:cs="Times New Roman"/>
           <w:b/>
           <w:bCs/>
-        </w:rPr>
-        <w:t xml:space="preserve">Bapak Wakil Dekan </w:t>
-      </w:r>
-      <w:proofErr w:type="spellStart"/>
-      <w:r>
+          <w:lang w:val="nn-NO"/>
+        </w:rPr>
+        <w:t>Wakil Dekan Bidang Akademik</w:t>
+      </w:r>
+    </w:p>
+    <w:p>
+      <w:pPr>
+        <w:spacing w:after="0" w:line="240" w:lineRule="auto"/>
         <w:rPr>
           <w:rFonts w:ascii="Times New Roman" w:hAnsi="Times New Roman" w:cs="Times New Roman"/>
           <w:b/>
           <w:bCs/>
-        </w:rPr>
-        <w:t>Bidang</w:t>
-      </w:r>
-      <w:proofErr w:type="spellEnd"/>
+          <w:lang w:val="nn-NO"/>
+        </w:rPr>
+      </w:pPr>
       <w:r>
         <w:rPr>
           <w:rFonts w:ascii="Times New Roman" w:hAnsi="Times New Roman" w:cs="Times New Roman"/>
           <w:b/>
           <w:bCs/>
-        </w:rPr>
-        <w:t xml:space="preserve"> Akademik</w:t>
-      </w:r>
-    </w:p>
-    <w:p>
-      <w:pPr>
-        <w:spacing w:after="0" w:line="240" w:lineRule="auto"/>
-        <w:rPr>
-          <w:rFonts w:ascii="Times New Roman" w:hAnsi="Times New Roman" w:cs="Times New Roman"/>
-          <w:b/>
-          <w:bCs/>
-        </w:rPr>
-      </w:pPr>
-      <w:r>
-        <w:rPr>
-          <w:rFonts w:ascii="Times New Roman" w:hAnsi="Times New Roman" w:cs="Times New Roman"/>
-          <w:b/>
-          <w:bCs/>
-        </w:rPr>
-        <w:t xml:space="preserve">Fakultas Teknik Universitas </w:t>
-      </w:r>
-      <w:proofErr w:type="spellStart"/>
-      <w:r>
-        <w:rPr>
-          <w:rFonts w:ascii="Times New Roman" w:hAnsi="Times New Roman" w:cs="Times New Roman"/>
-          <w:b/>
-          <w:bCs/>
-        </w:rPr>
-        <w:t>Mulawarman</w:t>
-      </w:r>
-      <w:proofErr w:type="spellEnd"/>
-    </w:p>
-    <w:p>
-      <w:pPr>
-        <w:spacing w:after="0" w:line="240" w:lineRule="auto"/>
-        <w:rPr>
-          <w:rFonts w:ascii="Times New Roman" w:hAnsi="Times New Roman" w:cs="Times New Roman"/>
-        </w:rPr>
-      </w:pPr>
-      <w:r>
-        <w:rPr>
-          <w:rFonts w:ascii="Times New Roman" w:hAnsi="Times New Roman" w:cs="Times New Roman"/>
-        </w:rPr>
-        <w:t xml:space="preserve">Di </w:t>
-      </w:r>
-      <w:proofErr w:type="spellStart"/>
-      <w:r>
-        <w:rPr>
-          <w:rFonts w:ascii="Times New Roman" w:hAnsi="Times New Roman" w:cs="Times New Roman"/>
-        </w:rPr>
-        <w:t>Tempat</w:t>
-      </w:r>
-      <w:proofErr w:type="spellEnd"/>
-    </w:p>
-    <w:p>
-      <w:pPr>
-        <w:spacing w:after="0" w:line="240" w:lineRule="auto"/>
-        <w:rPr>
-          <w:rFonts w:ascii="Times New Roman" w:hAnsi="Times New Roman" w:cs="Times New Roman"/>
-        </w:rPr>
-      </w:pPr>
-    </w:p>
-    <w:p>
-      <w:pPr>
-        <w:spacing w:after="0" w:line="240" w:lineRule="auto"/>
-        <w:rPr>
-          <w:rFonts w:ascii="Times New Roman" w:hAnsi="Times New Roman" w:cs="Times New Roman"/>
-        </w:rPr>
-      </w:pPr>
-      <w:r>
-        <w:rPr>
-          <w:rFonts w:ascii="Times New Roman" w:hAnsi="Times New Roman" w:cs="Times New Roman"/>
-        </w:rPr>
-        <w:t xml:space="preserve">Saya yang </w:t>
-      </w:r>
-      <w:proofErr w:type="spellStart"/>
-      <w:r>
-        <w:rPr>
-          <w:rFonts w:ascii="Times New Roman" w:hAnsi="Times New Roman" w:cs="Times New Roman"/>
-        </w:rPr>
-        <w:t>bertanda</w:t>
-      </w:r>
-      <w:proofErr w:type="spellEnd"/>
-      <w:r>
-        <w:rPr>
-          <w:rFonts w:ascii="Times New Roman" w:hAnsi="Times New Roman" w:cs="Times New Roman"/>
-        </w:rPr>
-        <w:t xml:space="preserve"> </w:t>
-      </w:r>
-      <w:proofErr w:type="spellStart"/>
-      <w:r>
-        <w:rPr>
-          <w:rFonts w:ascii="Times New Roman" w:hAnsi="Times New Roman" w:cs="Times New Roman"/>
-        </w:rPr>
-        <w:t>tangan</w:t>
-      </w:r>
-      <w:proofErr w:type="spellEnd"/>
-      <w:r>
-        <w:rPr>
-          <w:rFonts w:ascii="Times New Roman" w:hAnsi="Times New Roman" w:cs="Times New Roman"/>
-        </w:rPr>
-        <w:t xml:space="preserve"> </w:t>
-      </w:r>
-      <w:proofErr w:type="spellStart"/>
-      <w:r>
-        <w:rPr>
-          <w:rFonts w:ascii="Times New Roman" w:hAnsi="Times New Roman" w:cs="Times New Roman"/>
-        </w:rPr>
-        <w:t>dibawah</w:t>
-      </w:r>
-      <w:proofErr w:type="spellEnd"/>
-      <w:r>
-        <w:rPr>
-          <w:rFonts w:ascii="Times New Roman" w:hAnsi="Times New Roman" w:cs="Times New Roman"/>
-        </w:rPr>
-        <w:t xml:space="preserve"> </w:t>
-      </w:r>
-      <w:proofErr w:type="spellStart"/>
-      <w:r>
-        <w:rPr>
-          <w:rFonts w:ascii="Times New Roman" w:hAnsi="Times New Roman" w:cs="Times New Roman"/>
-        </w:rPr>
-        <w:t>ini</w:t>
-      </w:r>
-      <w:proofErr w:type="spellEnd"/>
-      <w:r>
-        <w:rPr>
-          <w:rFonts w:ascii="Times New Roman" w:hAnsi="Times New Roman" w:cs="Times New Roman"/>
-        </w:rPr>
-        <w:t>:</w:t>
-      </w:r>
-    </w:p>
-    <w:p>
-      <w:pPr>
-        <w:spacing w:after="0" w:line="240" w:lineRule="auto"/>
-        <w:rPr>
-          <w:rFonts w:ascii="Times New Roman" w:hAnsi="Times New Roman" w:cs="Times New Roman"/>
-        </w:rPr>
-      </w:pPr>
-      <w:r>
-        <w:rPr>
-          <w:rFonts w:ascii="Times New Roman" w:hAnsi="Times New Roman" w:cs="Times New Roman"/>
+          <w:lang w:val="nn-NO"/>
+        </w:rPr>
+        <w:t>Fakultas Teknik Universitas Mulawarman</w:t>
+      </w:r>
+    </w:p>
+    <w:p>
+      <w:pPr>
+        <w:spacing w:after="0" w:line="240" w:lineRule="auto"/>
+        <w:rPr>
+          <w:rFonts w:ascii="Times New Roman" w:hAnsi="Times New Roman" w:cs="Times New Roman"/>
+          <w:lang w:val="nn-NO"/>
+        </w:rPr>
+      </w:pPr>
+      <w:r>
+        <w:rPr>
+          <w:rFonts w:ascii="Times New Roman" w:hAnsi="Times New Roman" w:cs="Times New Roman"/>
+          <w:lang w:val="nn-NO"/>
+        </w:rPr>
+        <w:t>Di Tempat</w:t>
+      </w:r>
+    </w:p>
+    <w:p>
+      <w:pPr>
+        <w:spacing w:after="0" w:line="240" w:lineRule="auto"/>
+        <w:rPr>
+          <w:rFonts w:ascii="Times New Roman" w:hAnsi="Times New Roman" w:cs="Times New Roman"/>
+          <w:lang w:val="nn-NO"/>
+        </w:rPr>
+      </w:pPr>
+    </w:p>
+    <w:p>
+      <w:pPr>
+        <w:spacing w:after="0" w:line="240" w:lineRule="auto"/>
+        <w:rPr>
+          <w:rFonts w:ascii="Times New Roman" w:hAnsi="Times New Roman" w:cs="Times New Roman"/>
+          <w:lang w:val="nn-NO"/>
+        </w:rPr>
+      </w:pPr>
+      <w:r>
+        <w:rPr>
+          <w:rFonts w:ascii="Times New Roman" w:hAnsi="Times New Roman" w:cs="Times New Roman"/>
+          <w:lang w:val="nn-NO"/>
+        </w:rPr>
+        <w:t>Saya yang bertanda tangan dibawah ini:</w:t>
+      </w:r>
+    </w:p>
+    <w:p>
+      <w:pPr>
+        <w:spacing w:after="0" w:line="240" w:lineRule="auto"/>
+        <w:rPr>
+          <w:rFonts w:ascii="Times New Roman" w:hAnsi="Times New Roman" w:cs="Times New Roman"/>
+          <w:lang w:val="nn-NO"/>
+        </w:rPr>
+      </w:pPr>
+      <w:r>
+        <w:rPr>
+          <w:rFonts w:ascii="Times New Roman" w:hAnsi="Times New Roman" w:cs="Times New Roman"/>
+          <w:lang w:val="nn-NO"/>
         </w:rPr>
         <w:t>Nama</w:t>
       </w:r>
       <w:r>
         <w:rPr>
           <w:rFonts w:ascii="Times New Roman" w:hAnsi="Times New Roman" w:cs="Times New Roman"/>
+          <w:lang w:val="nn-NO"/>
         </w:rPr>
         <w:tab/>
       </w:r>
       <w:r>
         <w:rPr>
           <w:rFonts w:ascii="Times New Roman" w:hAnsi="Times New Roman" w:cs="Times New Roman"/>
+          <w:lang w:val="nn-NO"/>
         </w:rPr>
         <w:tab/>
       </w:r>
       <w:r>
         <w:rPr>
           <w:rFonts w:ascii="Times New Roman" w:hAnsi="Times New Roman" w:cs="Times New Roman"/>
+          <w:lang w:val="nn-NO"/>
         </w:rPr>
         <w:tab/>
         <w:t>: ………………………..</w:t>
@@ -333,29 +237,34 @@
         <w:spacing w:after="0" w:line="240" w:lineRule="auto"/>
         <w:rPr>
           <w:rFonts w:ascii="Times New Roman" w:hAnsi="Times New Roman" w:cs="Times New Roman"/>
-        </w:rPr>
-      </w:pPr>
-      <w:r>
-        <w:rPr>
-          <w:rFonts w:ascii="Times New Roman" w:hAnsi="Times New Roman" w:cs="Times New Roman"/>
+          <w:lang w:val="nn-NO"/>
+        </w:rPr>
+      </w:pPr>
+      <w:r>
+        <w:rPr>
+          <w:rFonts w:ascii="Times New Roman" w:hAnsi="Times New Roman" w:cs="Times New Roman"/>
+          <w:lang w:val="nn-NO"/>
         </w:rPr>
         <w:t>NIM</w:t>
       </w:r>
       <w:r>
         <w:rPr>
           <w:rFonts w:ascii="Times New Roman" w:hAnsi="Times New Roman" w:cs="Times New Roman"/>
+          <w:lang w:val="nn-NO"/>
         </w:rPr>
         <w:tab/>
       </w:r>
       <w:r>
         <w:rPr>
           <w:rFonts w:ascii="Times New Roman" w:hAnsi="Times New Roman" w:cs="Times New Roman"/>
+          <w:lang w:val="nn-NO"/>
         </w:rPr>
         <w:tab/>
       </w:r>
       <w:r>
         <w:rPr>
           <w:rFonts w:ascii="Times New Roman" w:hAnsi="Times New Roman" w:cs="Times New Roman"/>
+          <w:lang w:val="nn-NO"/>
         </w:rPr>
         <w:tab/>
         <w:t xml:space="preserve">: </w:t>
@@ -363,6 +272,7 @@
       <w:r>
         <w:rPr>
           <w:rFonts w:ascii="Times New Roman" w:hAnsi="Times New Roman" w:cs="Times New Roman"/>
+          <w:lang w:val="nn-NO"/>
         </w:rPr>
         <w:t>………………………..</w:t>
       </w:r>
@@ -372,67 +282,71 @@
         <w:spacing w:after="0" w:line="240" w:lineRule="auto"/>
         <w:rPr>
           <w:rFonts w:ascii="Times New Roman" w:hAnsi="Times New Roman" w:cs="Times New Roman"/>
-        </w:rPr>
-      </w:pPr>
-      <w:r>
-        <w:rPr>
-          <w:rFonts w:ascii="Times New Roman" w:hAnsi="Times New Roman" w:cs="Times New Roman"/>
+          <w:lang w:val="nn-NO"/>
+        </w:rPr>
+      </w:pPr>
+      <w:r>
+        <w:rPr>
+          <w:rFonts w:ascii="Times New Roman" w:hAnsi="Times New Roman" w:cs="Times New Roman"/>
+          <w:lang w:val="nn-NO"/>
         </w:rPr>
         <w:t>Program Studi</w:t>
       </w:r>
       <w:r>
         <w:rPr>
           <w:rFonts w:ascii="Times New Roman" w:hAnsi="Times New Roman" w:cs="Times New Roman"/>
+          <w:lang w:val="nn-NO"/>
         </w:rPr>
         <w:tab/>
       </w:r>
       <w:r>
         <w:rPr>
           <w:rFonts w:ascii="Times New Roman" w:hAnsi="Times New Roman" w:cs="Times New Roman"/>
+          <w:lang w:val="nn-NO"/>
         </w:rPr>
         <w:tab/>
       </w:r>
       <w:r>
         <w:rPr>
           <w:rFonts w:ascii="Times New Roman" w:hAnsi="Times New Roman" w:cs="Times New Roman"/>
+          <w:lang w:val="nn-NO"/>
         </w:rPr>
         <w:t>:</w:t>
       </w:r>
       <w:r>
         <w:rPr>
           <w:rFonts w:ascii="Times New Roman" w:hAnsi="Times New Roman" w:cs="Times New Roman"/>
-        </w:rPr>
-        <w:t xml:space="preserve"> </w:t>
-      </w:r>
-      <w:r>
-        <w:rPr>
-          <w:rFonts w:ascii="Times New Roman" w:hAnsi="Times New Roman" w:cs="Times New Roman"/>
-        </w:rPr>
-        <w:t>………………………..</w:t>
-      </w:r>
-    </w:p>
-    <w:p>
-      <w:pPr>
-        <w:spacing w:after="0" w:line="240" w:lineRule="auto"/>
-        <w:rPr>
-          <w:rFonts w:ascii="Times New Roman" w:hAnsi="Times New Roman" w:cs="Times New Roman"/>
-        </w:rPr>
-      </w:pPr>
-      <w:r>
-        <w:rPr>
-          <w:rFonts w:ascii="Times New Roman" w:hAnsi="Times New Roman" w:cs="Times New Roman"/>
+          <w:lang w:val="nn-NO"/>
+        </w:rPr>
+        <w:t xml:space="preserve"> ………………………..</w:t>
+      </w:r>
+    </w:p>
+    <w:p>
+      <w:pPr>
+        <w:spacing w:after="0" w:line="240" w:lineRule="auto"/>
+        <w:rPr>
+          <w:rFonts w:ascii="Times New Roman" w:hAnsi="Times New Roman" w:cs="Times New Roman"/>
+          <w:lang w:val="nn-NO"/>
+        </w:rPr>
+      </w:pPr>
+      <w:r>
+        <w:rPr>
+          <w:rFonts w:ascii="Times New Roman" w:hAnsi="Times New Roman" w:cs="Times New Roman"/>
+          <w:lang w:val="nn-NO"/>
         </w:rPr>
         <w:t>Fakultas</w:t>
       </w:r>
       <w:r>
         <w:rPr>
           <w:rFonts w:ascii="Times New Roman" w:hAnsi="Times New Roman" w:cs="Times New Roman"/>
+          <w:lang w:val="nn-NO"/>
         </w:rPr>
         <w:tab/>
       </w:r>
       <w:r>
         <w:rPr>
           <w:rFonts w:ascii="Times New Roman" w:hAnsi="Times New Roman" w:cs="Times New Roman"/>
+          <w:lang w:val="nn-NO"/>
         </w:rPr>
         <w:tab/>
         <w:t>:</w:t>
@@ -440,38 +354,37 @@
       <w:r>
         <w:rPr>
           <w:rFonts w:ascii="Times New Roman" w:hAnsi="Times New Roman" w:cs="Times New Roman"/>
-        </w:rPr>
-        <w:t xml:space="preserve"> </w:t>
-      </w:r>
-      <w:r>
-        <w:rPr>
-          <w:rFonts w:ascii="Times New Roman" w:hAnsi="Times New Roman" w:cs="Times New Roman"/>
-        </w:rPr>
-        <w:t>………………………..</w:t>
-      </w:r>
-    </w:p>
-    <w:p>
-      <w:pPr>
-        <w:spacing w:after="0" w:line="240" w:lineRule="auto"/>
-        <w:rPr>
-          <w:rFonts w:ascii="Times New Roman" w:hAnsi="Times New Roman" w:cs="Times New Roman"/>
-        </w:rPr>
-      </w:pPr>
-      <w:r>
-        <w:rPr>
-          <w:rFonts w:ascii="Times New Roman" w:hAnsi="Times New Roman" w:cs="Times New Roman"/>
+          <w:lang w:val="nn-NO"/>
+        </w:rPr>
+        <w:t xml:space="preserve"> ………………………..</w:t>
+      </w:r>
+    </w:p>
+    <w:p>
+      <w:pPr>
+        <w:spacing w:after="0" w:line="240" w:lineRule="auto"/>
+        <w:rPr>
+          <w:rFonts w:ascii="Times New Roman" w:hAnsi="Times New Roman" w:cs="Times New Roman"/>
+          <w:lang w:val="nn-NO"/>
+        </w:rPr>
+      </w:pPr>
+      <w:r>
+        <w:rPr>
+          <w:rFonts w:ascii="Times New Roman" w:hAnsi="Times New Roman" w:cs="Times New Roman"/>
+          <w:lang w:val="nn-NO"/>
         </w:rPr>
         <w:t>No. Telp/ WA</w:t>
       </w:r>
       <w:r>
         <w:rPr>
           <w:rFonts w:ascii="Times New Roman" w:hAnsi="Times New Roman" w:cs="Times New Roman"/>
+          <w:lang w:val="nn-NO"/>
         </w:rPr>
         <w:tab/>
       </w:r>
       <w:r>
         <w:rPr>
           <w:rFonts w:ascii="Times New Roman" w:hAnsi="Times New Roman" w:cs="Times New Roman"/>
+          <w:lang w:val="nn-NO"/>
         </w:rPr>
         <w:tab/>
         <w:t>:</w:t>
@@ -479,79 +392,77 @@
       <w:r>
         <w:rPr>
           <w:rFonts w:ascii="Times New Roman" w:hAnsi="Times New Roman" w:cs="Times New Roman"/>
-        </w:rPr>
-        <w:t xml:space="preserve"> </w:t>
-      </w:r>
-      <w:r>
-        <w:rPr>
-          <w:rFonts w:ascii="Times New Roman" w:hAnsi="Times New Roman" w:cs="Times New Roman"/>
-        </w:rPr>
-        <w:t>………………………..</w:t>
-      </w:r>
-    </w:p>
-    <w:p>
-      <w:pPr>
-        <w:spacing w:after="0" w:line="240" w:lineRule="auto"/>
-        <w:rPr>
-          <w:rFonts w:ascii="Times New Roman" w:hAnsi="Times New Roman" w:cs="Times New Roman"/>
-        </w:rPr>
-      </w:pPr>
-      <w:r>
-        <w:rPr>
-          <w:rFonts w:ascii="Times New Roman" w:hAnsi="Times New Roman" w:cs="Times New Roman"/>
+          <w:lang w:val="nn-NO"/>
+        </w:rPr>
+        <w:t xml:space="preserve"> ………………………..</w:t>
+      </w:r>
+    </w:p>
+    <w:p>
+      <w:pPr>
+        <w:spacing w:after="0" w:line="240" w:lineRule="auto"/>
+        <w:rPr>
+          <w:rFonts w:ascii="Times New Roman" w:hAnsi="Times New Roman" w:cs="Times New Roman"/>
+          <w:lang w:val="nn-NO"/>
+        </w:rPr>
+      </w:pPr>
+      <w:r>
+        <w:rPr>
+          <w:rFonts w:ascii="Times New Roman" w:hAnsi="Times New Roman" w:cs="Times New Roman"/>
+          <w:lang w:val="nn-NO"/>
         </w:rPr>
         <w:t>Alamat</w:t>
       </w:r>
       <w:r>
         <w:rPr>
           <w:rFonts w:ascii="Times New Roman" w:hAnsi="Times New Roman" w:cs="Times New Roman"/>
+          <w:lang w:val="nn-NO"/>
         </w:rPr>
         <w:tab/>
       </w:r>
       <w:r>
         <w:rPr>
           <w:rFonts w:ascii="Times New Roman" w:hAnsi="Times New Roman" w:cs="Times New Roman"/>
+          <w:lang w:val="nn-NO"/>
         </w:rPr>
         <w:tab/>
       </w:r>
       <w:r>
         <w:rPr>
           <w:rFonts w:ascii="Times New Roman" w:hAnsi="Times New Roman" w:cs="Times New Roman"/>
+          <w:lang w:val="nn-NO"/>
         </w:rPr>
         <w:tab/>
       </w:r>
       <w:r>
         <w:rPr>
           <w:rFonts w:ascii="Times New Roman" w:hAnsi="Times New Roman" w:cs="Times New Roman"/>
+          <w:lang w:val="nn-NO"/>
         </w:rPr>
         <w:t>:</w:t>
       </w:r>
       <w:r>
         <w:rPr>
           <w:rFonts w:ascii="Times New Roman" w:hAnsi="Times New Roman" w:cs="Times New Roman"/>
-        </w:rPr>
-        <w:t xml:space="preserve"> </w:t>
-      </w:r>
-      <w:r>
-        <w:rPr>
-          <w:rFonts w:ascii="Times New Roman" w:hAnsi="Times New Roman" w:cs="Times New Roman"/>
-        </w:rPr>
-        <w:t>………………………..</w:t>
-      </w:r>
-    </w:p>
-    <w:p>
-      <w:pPr>
-        <w:spacing w:after="0" w:line="240" w:lineRule="auto"/>
-        <w:rPr>
-          <w:rFonts w:ascii="Times New Roman" w:hAnsi="Times New Roman" w:cs="Times New Roman"/>
-        </w:rPr>
-      </w:pPr>
-    </w:p>
-    <w:p>
-      <w:pPr>
-        <w:spacing w:after="0" w:line="240" w:lineRule="auto"/>
-        <w:rPr>
-          <w:rFonts w:ascii="Times New Roman" w:hAnsi="Times New Roman" w:cs="Times New Roman"/>
+          <w:lang w:val="nn-NO"/>
+        </w:rPr>
+        <w:t xml:space="preserve"> ………………………..</w:t>
+      </w:r>
+    </w:p>
+    <w:p>
+      <w:pPr>
+        <w:spacing w:after="0" w:line="240" w:lineRule="auto"/>
+        <w:rPr>
+          <w:rFonts w:ascii="Times New Roman" w:hAnsi="Times New Roman" w:cs="Times New Roman"/>
+          <w:lang w:val="nn-NO"/>
+        </w:rPr>
+      </w:pPr>
+    </w:p>
+    <w:p>
+      <w:pPr>
+        <w:spacing w:after="0" w:line="240" w:lineRule="auto"/>
+        <w:rPr>
+          <w:rFonts w:ascii="Times New Roman" w:hAnsi="Times New Roman" w:cs="Times New Roman"/>
+          <w:lang w:val="nn-NO"/>
         </w:rPr>
       </w:pPr>
     </w:p>
@@ -561,391 +472,47 @@
         <w:jc w:val="both"/>
         <w:rPr>
           <w:rFonts w:ascii="Times New Roman" w:hAnsi="Times New Roman" w:cs="Times New Roman"/>
-        </w:rPr>
-      </w:pPr>
-      <w:r>
-        <w:rPr>
-          <w:rFonts w:ascii="Times New Roman" w:hAnsi="Times New Roman" w:cs="Times New Roman"/>
-        </w:rPr>
-        <w:t xml:space="preserve">Bersama </w:t>
-      </w:r>
-      <w:proofErr w:type="spellStart"/>
-      <w:r>
-        <w:rPr>
-          <w:rFonts w:ascii="Times New Roman" w:hAnsi="Times New Roman" w:cs="Times New Roman"/>
-        </w:rPr>
-        <w:t>ini</w:t>
-      </w:r>
-      <w:proofErr w:type="spellEnd"/>
-      <w:r>
-        <w:rPr>
-          <w:rFonts w:ascii="Times New Roman" w:hAnsi="Times New Roman" w:cs="Times New Roman"/>
-        </w:rPr>
-        <w:t xml:space="preserve"> </w:t>
-      </w:r>
-      <w:proofErr w:type="spellStart"/>
-      <w:r>
-        <w:rPr>
-          <w:rFonts w:ascii="Times New Roman" w:hAnsi="Times New Roman" w:cs="Times New Roman"/>
-        </w:rPr>
-        <w:t>mengajukan</w:t>
-      </w:r>
-      <w:proofErr w:type="spellEnd"/>
-      <w:r>
-        <w:rPr>
-          <w:rFonts w:ascii="Times New Roman" w:hAnsi="Times New Roman" w:cs="Times New Roman"/>
-        </w:rPr>
-        <w:t xml:space="preserve"> </w:t>
-      </w:r>
-      <w:proofErr w:type="spellStart"/>
-      <w:r>
-        <w:rPr>
-          <w:rFonts w:ascii="Times New Roman" w:hAnsi="Times New Roman" w:cs="Times New Roman"/>
-        </w:rPr>
-        <w:t>permohonan</w:t>
-      </w:r>
-      <w:proofErr w:type="spellEnd"/>
-      <w:r>
-        <w:rPr>
-          <w:rFonts w:ascii="Times New Roman" w:hAnsi="Times New Roman" w:cs="Times New Roman"/>
-        </w:rPr>
-        <w:t xml:space="preserve"> Surat </w:t>
-      </w:r>
-      <w:proofErr w:type="spellStart"/>
-      <w:r>
-        <w:rPr>
-          <w:rFonts w:ascii="Times New Roman" w:hAnsi="Times New Roman" w:cs="Times New Roman"/>
-        </w:rPr>
-        <w:t>Keterangan</w:t>
-      </w:r>
-      <w:proofErr w:type="spellEnd"/>
-      <w:r>
-        <w:rPr>
-          <w:rFonts w:ascii="Times New Roman" w:hAnsi="Times New Roman" w:cs="Times New Roman"/>
-        </w:rPr>
-        <w:t xml:space="preserve"> </w:t>
-      </w:r>
-      <w:proofErr w:type="spellStart"/>
-      <w:r>
-        <w:rPr>
-          <w:rFonts w:ascii="Times New Roman" w:hAnsi="Times New Roman" w:cs="Times New Roman"/>
-        </w:rPr>
-        <w:t>Pembebasan</w:t>
-      </w:r>
-      <w:proofErr w:type="spellEnd"/>
-      <w:r>
-        <w:rPr>
-          <w:rFonts w:ascii="Times New Roman" w:hAnsi="Times New Roman" w:cs="Times New Roman"/>
-        </w:rPr>
-        <w:t xml:space="preserve"> </w:t>
-      </w:r>
-      <w:proofErr w:type="spellStart"/>
-      <w:r>
-        <w:rPr>
-          <w:rFonts w:ascii="Times New Roman" w:hAnsi="Times New Roman" w:cs="Times New Roman"/>
-        </w:rPr>
-        <w:t>Syarat</w:t>
-      </w:r>
-      <w:proofErr w:type="spellEnd"/>
-      <w:r>
-        <w:rPr>
-          <w:rFonts w:ascii="Times New Roman" w:hAnsi="Times New Roman" w:cs="Times New Roman"/>
-        </w:rPr>
-        <w:t xml:space="preserve"> Skor Minimal </w:t>
-      </w:r>
-      <w:proofErr w:type="spellStart"/>
-      <w:r>
-        <w:rPr>
-          <w:rFonts w:ascii="Times New Roman" w:hAnsi="Times New Roman" w:cs="Times New Roman"/>
-        </w:rPr>
-        <w:t>Kemampuan</w:t>
-      </w:r>
-      <w:proofErr w:type="spellEnd"/>
-      <w:r>
-        <w:rPr>
-          <w:rFonts w:ascii="Times New Roman" w:hAnsi="Times New Roman" w:cs="Times New Roman"/>
-        </w:rPr>
-        <w:t xml:space="preserve"> Bahasa </w:t>
-      </w:r>
-      <w:proofErr w:type="spellStart"/>
-      <w:r>
-        <w:rPr>
-          <w:rFonts w:ascii="Times New Roman" w:hAnsi="Times New Roman" w:cs="Times New Roman"/>
-        </w:rPr>
-        <w:t>Inggris</w:t>
-      </w:r>
-      <w:proofErr w:type="spellEnd"/>
-      <w:r>
-        <w:rPr>
-          <w:rFonts w:ascii="Times New Roman" w:hAnsi="Times New Roman" w:cs="Times New Roman"/>
-        </w:rPr>
-        <w:t xml:space="preserve"> (MU-EPT/TOEFL </w:t>
+          <w:lang w:val="nn-NO"/>
+        </w:rPr>
+      </w:pPr>
+      <w:r>
+        <w:rPr>
+          <w:rFonts w:ascii="Times New Roman" w:hAnsi="Times New Roman" w:cs="Times New Roman"/>
+          <w:lang w:val="nn-NO"/>
+        </w:rPr>
+        <w:t xml:space="preserve">Bersama ini mengajukan permohonan Surat Keterangan Pembebasan Syarat Skor Minimal Kemampuan Bahasa Inggris (MU-EPT/TOEFL </w:t>
       </w:r>
       <w:r>
         <w:rPr>
           <w:rFonts w:ascii="Times New Roman" w:hAnsi="Times New Roman" w:cs="Times New Roman"/>
           <w:i/>
           <w:iCs/>
+          <w:lang w:val="nn-NO"/>
         </w:rPr>
         <w:t>Prediction</w:t>
       </w:r>
       <w:r>
         <w:rPr>
           <w:rFonts w:ascii="Times New Roman" w:hAnsi="Times New Roman" w:cs="Times New Roman"/>
-        </w:rPr>
-        <w:t xml:space="preserve">) </w:t>
-      </w:r>
-      <w:proofErr w:type="spellStart"/>
-      <w:r>
-        <w:rPr>
-          <w:rFonts w:ascii="Times New Roman" w:hAnsi="Times New Roman" w:cs="Times New Roman"/>
-        </w:rPr>
-        <w:t>sebagai</w:t>
-      </w:r>
-      <w:proofErr w:type="spellEnd"/>
-      <w:r>
-        <w:rPr>
-          <w:rFonts w:ascii="Times New Roman" w:hAnsi="Times New Roman" w:cs="Times New Roman"/>
-        </w:rPr>
-        <w:t xml:space="preserve"> salah </w:t>
-      </w:r>
-      <w:proofErr w:type="spellStart"/>
-      <w:r>
-        <w:rPr>
-          <w:rFonts w:ascii="Times New Roman" w:hAnsi="Times New Roman" w:cs="Times New Roman"/>
-        </w:rPr>
-        <w:t>satu</w:t>
-      </w:r>
-      <w:proofErr w:type="spellEnd"/>
-      <w:r>
-        <w:rPr>
-          <w:rFonts w:ascii="Times New Roman" w:hAnsi="Times New Roman" w:cs="Times New Roman"/>
-        </w:rPr>
-        <w:t xml:space="preserve"> </w:t>
-      </w:r>
-      <w:proofErr w:type="spellStart"/>
-      <w:r>
-        <w:rPr>
-          <w:rFonts w:ascii="Times New Roman" w:hAnsi="Times New Roman" w:cs="Times New Roman"/>
-        </w:rPr>
-        <w:t>syarat</w:t>
-      </w:r>
-      <w:proofErr w:type="spellEnd"/>
-      <w:r>
-        <w:rPr>
-          <w:rFonts w:ascii="Times New Roman" w:hAnsi="Times New Roman" w:cs="Times New Roman"/>
-        </w:rPr>
-        <w:t xml:space="preserve"> </w:t>
-      </w:r>
-      <w:proofErr w:type="spellStart"/>
-      <w:r>
-        <w:rPr>
-          <w:rFonts w:ascii="Times New Roman" w:hAnsi="Times New Roman" w:cs="Times New Roman"/>
-        </w:rPr>
-        <w:t>kelulusan</w:t>
-      </w:r>
-      <w:proofErr w:type="spellEnd"/>
-      <w:r>
-        <w:rPr>
-          <w:rFonts w:ascii="Times New Roman" w:hAnsi="Times New Roman" w:cs="Times New Roman"/>
-        </w:rPr>
-        <w:t xml:space="preserve"> (</w:t>
-      </w:r>
-      <w:proofErr w:type="spellStart"/>
-      <w:r>
-        <w:rPr>
-          <w:rFonts w:ascii="Times New Roman" w:hAnsi="Times New Roman" w:cs="Times New Roman"/>
-        </w:rPr>
-        <w:t>wisuda</w:t>
-      </w:r>
-      <w:proofErr w:type="spellEnd"/>
-      <w:r>
-        <w:rPr>
-          <w:rFonts w:ascii="Times New Roman" w:hAnsi="Times New Roman" w:cs="Times New Roman"/>
-        </w:rPr>
-        <w:t xml:space="preserve">) </w:t>
-      </w:r>
-      <w:proofErr w:type="spellStart"/>
-      <w:r>
-        <w:rPr>
-          <w:rFonts w:ascii="Times New Roman" w:hAnsi="Times New Roman" w:cs="Times New Roman"/>
-        </w:rPr>
-        <w:t>karena</w:t>
-      </w:r>
-      <w:proofErr w:type="spellEnd"/>
-      <w:r>
-        <w:rPr>
-          <w:rFonts w:ascii="Times New Roman" w:hAnsi="Times New Roman" w:cs="Times New Roman"/>
-        </w:rPr>
-        <w:t xml:space="preserve"> </w:t>
-      </w:r>
-      <w:proofErr w:type="spellStart"/>
-      <w:r>
-        <w:rPr>
-          <w:rFonts w:ascii="Times New Roman" w:hAnsi="Times New Roman" w:cs="Times New Roman"/>
-        </w:rPr>
-        <w:t>telah</w:t>
-      </w:r>
-      <w:proofErr w:type="spellEnd"/>
-      <w:r>
-        <w:rPr>
-          <w:rFonts w:ascii="Times New Roman" w:hAnsi="Times New Roman" w:cs="Times New Roman"/>
-        </w:rPr>
-        <w:t xml:space="preserve"> </w:t>
-      </w:r>
-      <w:proofErr w:type="spellStart"/>
-      <w:r>
-        <w:rPr>
-          <w:rFonts w:ascii="Times New Roman" w:hAnsi="Times New Roman" w:cs="Times New Roman"/>
-        </w:rPr>
-        <w:t>mengikuti</w:t>
-      </w:r>
-      <w:proofErr w:type="spellEnd"/>
-      <w:r>
-        <w:rPr>
-          <w:rFonts w:ascii="Times New Roman" w:hAnsi="Times New Roman" w:cs="Times New Roman"/>
-        </w:rPr>
-        <w:t xml:space="preserve"> </w:t>
-      </w:r>
-      <w:proofErr w:type="spellStart"/>
-      <w:r>
-        <w:rPr>
-          <w:rFonts w:ascii="Times New Roman" w:hAnsi="Times New Roman" w:cs="Times New Roman"/>
-        </w:rPr>
-        <w:t>Tes</w:t>
-      </w:r>
-      <w:proofErr w:type="spellEnd"/>
-      <w:r>
-        <w:rPr>
-          <w:rFonts w:ascii="Times New Roman" w:hAnsi="Times New Roman" w:cs="Times New Roman"/>
-        </w:rPr>
-        <w:t xml:space="preserve"> </w:t>
-      </w:r>
-      <w:r>
-        <w:rPr>
-          <w:rFonts w:ascii="Times New Roman" w:hAnsi="Times New Roman" w:cs="Times New Roman"/>
-        </w:rPr>
-        <w:t xml:space="preserve">MU-EPT/TOEFL </w:t>
+          <w:lang w:val="nn-NO"/>
+        </w:rPr>
+        <w:t xml:space="preserve">) sebagai salah satu syarat kelulusan (wisuda) karena telah mengikuti Tes MU-EPT/TOEFL </w:t>
       </w:r>
       <w:r>
         <w:rPr>
           <w:rFonts w:ascii="Times New Roman" w:hAnsi="Times New Roman" w:cs="Times New Roman"/>
           <w:i/>
           <w:iCs/>
-        </w:rPr>
-        <w:t>Prediction</w:t>
-      </w:r>
-      <w:r>
-        <w:rPr>
-          <w:rFonts w:ascii="Times New Roman" w:hAnsi="Times New Roman" w:cs="Times New Roman"/>
-          <w:i/>
-          <w:iCs/>
-        </w:rPr>
-        <w:t xml:space="preserve"> </w:t>
-      </w:r>
-      <w:r>
-        <w:rPr>
-          <w:rFonts w:ascii="Times New Roman" w:hAnsi="Times New Roman" w:cs="Times New Roman"/>
-        </w:rPr>
-        <w:t xml:space="preserve">di UPA Bahasa Universitas </w:t>
-      </w:r>
-      <w:proofErr w:type="spellStart"/>
-      <w:r>
-        <w:rPr>
-          <w:rFonts w:ascii="Times New Roman" w:hAnsi="Times New Roman" w:cs="Times New Roman"/>
-        </w:rPr>
-        <w:t>Mulawarman</w:t>
-      </w:r>
-      <w:proofErr w:type="spellEnd"/>
-      <w:r>
-        <w:rPr>
-          <w:rFonts w:ascii="Times New Roman" w:hAnsi="Times New Roman" w:cs="Times New Roman"/>
-        </w:rPr>
-        <w:t xml:space="preserve"> </w:t>
-      </w:r>
-      <w:proofErr w:type="spellStart"/>
-      <w:r>
-        <w:rPr>
-          <w:rFonts w:ascii="Times New Roman" w:hAnsi="Times New Roman" w:cs="Times New Roman"/>
-        </w:rPr>
-        <w:t>sebanyak</w:t>
-      </w:r>
-      <w:proofErr w:type="spellEnd"/>
-      <w:r>
-        <w:rPr>
-          <w:rFonts w:ascii="Times New Roman" w:hAnsi="Times New Roman" w:cs="Times New Roman"/>
-        </w:rPr>
-        <w:t xml:space="preserve"> 4 kali </w:t>
-      </w:r>
-      <w:proofErr w:type="spellStart"/>
-      <w:r>
-        <w:rPr>
-          <w:rFonts w:ascii="Times New Roman" w:hAnsi="Times New Roman" w:cs="Times New Roman"/>
-        </w:rPr>
-        <w:t>dengan</w:t>
-      </w:r>
-      <w:proofErr w:type="spellEnd"/>
-      <w:r>
-        <w:rPr>
-          <w:rFonts w:ascii="Times New Roman" w:hAnsi="Times New Roman" w:cs="Times New Roman"/>
-        </w:rPr>
-        <w:t xml:space="preserve"> </w:t>
-      </w:r>
-      <w:proofErr w:type="spellStart"/>
-      <w:r>
-        <w:rPr>
-          <w:rFonts w:ascii="Times New Roman" w:hAnsi="Times New Roman" w:cs="Times New Roman"/>
-        </w:rPr>
-        <w:t>jadwal</w:t>
-      </w:r>
-      <w:proofErr w:type="spellEnd"/>
-      <w:r>
-        <w:rPr>
-          <w:rFonts w:ascii="Times New Roman" w:hAnsi="Times New Roman" w:cs="Times New Roman"/>
-        </w:rPr>
-        <w:t xml:space="preserve"> dan </w:t>
-      </w:r>
-      <w:proofErr w:type="spellStart"/>
-      <w:r>
-        <w:rPr>
-          <w:rFonts w:ascii="Times New Roman" w:hAnsi="Times New Roman" w:cs="Times New Roman"/>
-        </w:rPr>
-        <w:t>hasil</w:t>
-      </w:r>
-      <w:proofErr w:type="spellEnd"/>
-      <w:r>
-        <w:rPr>
-          <w:rFonts w:ascii="Times New Roman" w:hAnsi="Times New Roman" w:cs="Times New Roman"/>
-        </w:rPr>
-        <w:t xml:space="preserve"> </w:t>
-      </w:r>
-      <w:proofErr w:type="spellStart"/>
-      <w:r>
-        <w:rPr>
-          <w:rFonts w:ascii="Times New Roman" w:hAnsi="Times New Roman" w:cs="Times New Roman"/>
-        </w:rPr>
-        <w:t>sebagai</w:t>
-      </w:r>
-      <w:proofErr w:type="spellEnd"/>
-      <w:r>
-        <w:rPr>
-          <w:rFonts w:ascii="Times New Roman" w:hAnsi="Times New Roman" w:cs="Times New Roman"/>
-        </w:rPr>
-        <w:t xml:space="preserve"> </w:t>
-      </w:r>
-      <w:proofErr w:type="spellStart"/>
-      <w:r>
-        <w:rPr>
-          <w:rFonts w:ascii="Times New Roman" w:hAnsi="Times New Roman" w:cs="Times New Roman"/>
-        </w:rPr>
-        <w:t>berikut</w:t>
-      </w:r>
-      <w:proofErr w:type="spellEnd"/>
-      <w:r>
-        <w:rPr>
-          <w:rFonts w:ascii="Times New Roman" w:hAnsi="Times New Roman" w:cs="Times New Roman"/>
-        </w:rPr>
-        <w:t>:</w:t>
+          <w:lang w:val="nn-NO"/>
+        </w:rPr>
+        <w:t xml:space="preserve">Prediction </w:t>
+      </w:r>
+      <w:r>
+        <w:rPr>
+          <w:rFonts w:ascii="Times New Roman" w:hAnsi="Times New Roman" w:cs="Times New Roman"/>
+          <w:lang w:val="nn-NO"/>
+        </w:rPr>
+        <w:t>di UPA Bahasa Universitas Mulawarman sebanyak 4 kali dengan jadwal dan hasil sebagai berikut:</w:t>
       </w:r>
     </w:p>
     <w:p>
@@ -954,6 +521,7 @@
         <w:jc w:val="both"/>
         <w:rPr>
           <w:rFonts w:ascii="Times New Roman" w:hAnsi="Times New Roman" w:cs="Times New Roman"/>
+          <w:lang w:val="nn-NO"/>
         </w:rPr>
       </w:pPr>
     </w:p>
@@ -1032,23 +600,13 @@
                 <w:bCs/>
               </w:rPr>
             </w:pPr>
-            <w:proofErr w:type="spellStart"/>
             <w:r>
               <w:rPr>
                 <w:rFonts w:ascii="Times New Roman" w:hAnsi="Times New Roman" w:cs="Times New Roman"/>
                 <w:b/>
                 <w:bCs/>
               </w:rPr>
-              <w:t>Tanggal</w:t>
-            </w:r>
-            <w:proofErr w:type="spellEnd"/>
-            <w:r>
-              <w:rPr>
-                <w:rFonts w:ascii="Times New Roman" w:hAnsi="Times New Roman" w:cs="Times New Roman"/>
-                <w:b/>
-                <w:bCs/>
-              </w:rPr>
-              <w:t xml:space="preserve"> Test</w:t>
+              <w:t>Tanggal Test</w:t>
             </w:r>
           </w:p>
         </w:tc>
@@ -1108,28 +666,12 @@
                 <w:rFonts w:ascii="Times New Roman" w:hAnsi="Times New Roman" w:cs="Times New Roman"/>
               </w:rPr>
             </w:pPr>
-            <w:proofErr w:type="spellStart"/>
             <w:r>
               <w:rPr>
                 <w:rFonts w:ascii="Times New Roman" w:hAnsi="Times New Roman" w:cs="Times New Roman"/>
               </w:rPr>
-              <w:t>Tes</w:t>
+              <w:t>Tes Pertama</w:t>
             </w:r>
-            <w:proofErr w:type="spellEnd"/>
-            <w:r>
-              <w:rPr>
-                <w:rFonts w:ascii="Times New Roman" w:hAnsi="Times New Roman" w:cs="Times New Roman"/>
-              </w:rPr>
-              <w:t xml:space="preserve"> </w:t>
-            </w:r>
-            <w:proofErr w:type="spellStart"/>
-            <w:r>
-              <w:rPr>
-                <w:rFonts w:ascii="Times New Roman" w:hAnsi="Times New Roman" w:cs="Times New Roman"/>
-              </w:rPr>
-              <w:t>Pertama</w:t>
-            </w:r>
-            <w:proofErr w:type="spellEnd"/>
           </w:p>
         </w:tc>
         <w:tc>
@@ -1190,28 +732,12 @@
                 <w:rFonts w:ascii="Times New Roman" w:hAnsi="Times New Roman" w:cs="Times New Roman"/>
               </w:rPr>
             </w:pPr>
-            <w:proofErr w:type="spellStart"/>
             <w:r>
               <w:rPr>
                 <w:rFonts w:ascii="Times New Roman" w:hAnsi="Times New Roman" w:cs="Times New Roman"/>
               </w:rPr>
-              <w:t>Tes</w:t>
+              <w:t>Tes Kedua</w:t>
             </w:r>
-            <w:proofErr w:type="spellEnd"/>
-            <w:r>
-              <w:rPr>
-                <w:rFonts w:ascii="Times New Roman" w:hAnsi="Times New Roman" w:cs="Times New Roman"/>
-              </w:rPr>
-              <w:t xml:space="preserve"> </w:t>
-            </w:r>
-            <w:proofErr w:type="spellStart"/>
-            <w:r>
-              <w:rPr>
-                <w:rFonts w:ascii="Times New Roman" w:hAnsi="Times New Roman" w:cs="Times New Roman"/>
-              </w:rPr>
-              <w:t>Kedua</w:t>
-            </w:r>
-            <w:proofErr w:type="spellEnd"/>
           </w:p>
         </w:tc>
         <w:tc>
@@ -1272,28 +798,12 @@
                 <w:rFonts w:ascii="Times New Roman" w:hAnsi="Times New Roman" w:cs="Times New Roman"/>
               </w:rPr>
             </w:pPr>
-            <w:proofErr w:type="spellStart"/>
             <w:r>
               <w:rPr>
                 <w:rFonts w:ascii="Times New Roman" w:hAnsi="Times New Roman" w:cs="Times New Roman"/>
               </w:rPr>
-              <w:t>Tes</w:t>
+              <w:t>Tes Ketiga</w:t>
             </w:r>
-            <w:proofErr w:type="spellEnd"/>
-            <w:r>
-              <w:rPr>
-                <w:rFonts w:ascii="Times New Roman" w:hAnsi="Times New Roman" w:cs="Times New Roman"/>
-              </w:rPr>
-              <w:t xml:space="preserve"> </w:t>
-            </w:r>
-            <w:proofErr w:type="spellStart"/>
-            <w:r>
-              <w:rPr>
-                <w:rFonts w:ascii="Times New Roman" w:hAnsi="Times New Roman" w:cs="Times New Roman"/>
-              </w:rPr>
-              <w:t>Ketiga</w:t>
-            </w:r>
-            <w:proofErr w:type="spellEnd"/>
           </w:p>
         </w:tc>
         <w:tc>
@@ -1354,28 +864,12 @@
                 <w:rFonts w:ascii="Times New Roman" w:hAnsi="Times New Roman" w:cs="Times New Roman"/>
               </w:rPr>
             </w:pPr>
-            <w:proofErr w:type="spellStart"/>
             <w:r>
               <w:rPr>
                 <w:rFonts w:ascii="Times New Roman" w:hAnsi="Times New Roman" w:cs="Times New Roman"/>
               </w:rPr>
-              <w:t>Tes</w:t>
+              <w:t>Tes Keempat</w:t>
             </w:r>
-            <w:proofErr w:type="spellEnd"/>
-            <w:r>
-              <w:rPr>
-                <w:rFonts w:ascii="Times New Roman" w:hAnsi="Times New Roman" w:cs="Times New Roman"/>
-              </w:rPr>
-              <w:t xml:space="preserve"> </w:t>
-            </w:r>
-            <w:proofErr w:type="spellStart"/>
-            <w:r>
-              <w:rPr>
-                <w:rFonts w:ascii="Times New Roman" w:hAnsi="Times New Roman" w:cs="Times New Roman"/>
-              </w:rPr>
-              <w:t>Keempat</w:t>
-            </w:r>
-            <w:proofErr w:type="spellEnd"/>
           </w:p>
         </w:tc>
         <w:tc>
@@ -1423,75 +917,11 @@
           <w:rFonts w:ascii="Times New Roman" w:hAnsi="Times New Roman" w:cs="Times New Roman"/>
         </w:rPr>
       </w:pPr>
-      <w:proofErr w:type="spellStart"/>
-      <w:r>
-        <w:rPr>
-          <w:rFonts w:ascii="Times New Roman" w:hAnsi="Times New Roman" w:cs="Times New Roman"/>
-        </w:rPr>
-        <w:t>Demikian</w:t>
-      </w:r>
-      <w:proofErr w:type="spellEnd"/>
-      <w:r>
-        <w:rPr>
-          <w:rFonts w:ascii="Times New Roman" w:hAnsi="Times New Roman" w:cs="Times New Roman"/>
-        </w:rPr>
-        <w:t xml:space="preserve"> </w:t>
-      </w:r>
-      <w:proofErr w:type="spellStart"/>
-      <w:r>
-        <w:rPr>
-          <w:rFonts w:ascii="Times New Roman" w:hAnsi="Times New Roman" w:cs="Times New Roman"/>
-        </w:rPr>
-        <w:t>keikutsertaan</w:t>
-      </w:r>
-      <w:proofErr w:type="spellEnd"/>
-      <w:r>
-        <w:rPr>
-          <w:rFonts w:ascii="Times New Roman" w:hAnsi="Times New Roman" w:cs="Times New Roman"/>
-        </w:rPr>
-        <w:t xml:space="preserve"> </w:t>
-      </w:r>
-      <w:proofErr w:type="spellStart"/>
-      <w:r>
-        <w:rPr>
-          <w:rFonts w:ascii="Times New Roman" w:hAnsi="Times New Roman" w:cs="Times New Roman"/>
-        </w:rPr>
-        <w:t>Tes</w:t>
-      </w:r>
-      <w:proofErr w:type="spellEnd"/>
-      <w:r>
-        <w:rPr>
-          <w:rFonts w:ascii="Times New Roman" w:hAnsi="Times New Roman" w:cs="Times New Roman"/>
-        </w:rPr>
-        <w:t xml:space="preserve"> </w:t>
-      </w:r>
-      <w:proofErr w:type="spellStart"/>
-      <w:r>
-        <w:rPr>
-          <w:rFonts w:ascii="Times New Roman" w:hAnsi="Times New Roman" w:cs="Times New Roman"/>
-        </w:rPr>
-        <w:t>Kemampuan</w:t>
-      </w:r>
-      <w:proofErr w:type="spellEnd"/>
-      <w:r>
-        <w:rPr>
-          <w:rFonts w:ascii="Times New Roman" w:hAnsi="Times New Roman" w:cs="Times New Roman"/>
-        </w:rPr>
-        <w:t xml:space="preserve"> Bahasa </w:t>
-      </w:r>
-      <w:proofErr w:type="spellStart"/>
-      <w:r>
-        <w:rPr>
-          <w:rFonts w:ascii="Times New Roman" w:hAnsi="Times New Roman" w:cs="Times New Roman"/>
-        </w:rPr>
-        <w:t>Inggris</w:t>
-      </w:r>
-      <w:proofErr w:type="spellEnd"/>
-      <w:r>
-        <w:rPr>
-          <w:rFonts w:ascii="Times New Roman" w:hAnsi="Times New Roman" w:cs="Times New Roman"/>
-        </w:rPr>
-        <w:t xml:space="preserve"> (MU-EPT/TOEFL </w:t>
+      <w:r>
+        <w:rPr>
+          <w:rFonts w:ascii="Times New Roman" w:hAnsi="Times New Roman" w:cs="Times New Roman"/>
+        </w:rPr>
+        <w:t xml:space="preserve">Demikian keikutsertaan Tes Kemampuan Bahasa Inggris (MU-EPT/TOEFL </w:t>
       </w:r>
       <w:r>
         <w:rPr>
@@ -1505,209 +935,7 @@
         <w:rPr>
           <w:rFonts w:ascii="Times New Roman" w:hAnsi="Times New Roman" w:cs="Times New Roman"/>
         </w:rPr>
-        <w:t>)</w:t>
-      </w:r>
-      <w:r>
-        <w:rPr>
-          <w:rFonts w:ascii="Times New Roman" w:hAnsi="Times New Roman" w:cs="Times New Roman"/>
-        </w:rPr>
-        <w:t xml:space="preserve">, </w:t>
-      </w:r>
-      <w:proofErr w:type="spellStart"/>
-      <w:r>
-        <w:rPr>
-          <w:rFonts w:ascii="Times New Roman" w:hAnsi="Times New Roman" w:cs="Times New Roman"/>
-        </w:rPr>
-        <w:t>dilampirkan</w:t>
-      </w:r>
-      <w:proofErr w:type="spellEnd"/>
-      <w:r>
-        <w:rPr>
-          <w:rFonts w:ascii="Times New Roman" w:hAnsi="Times New Roman" w:cs="Times New Roman"/>
-        </w:rPr>
-        <w:t xml:space="preserve"> Bersama </w:t>
-      </w:r>
-      <w:proofErr w:type="spellStart"/>
-      <w:r>
-        <w:rPr>
-          <w:rFonts w:ascii="Times New Roman" w:hAnsi="Times New Roman" w:cs="Times New Roman"/>
-        </w:rPr>
-        <w:t>dengan</w:t>
-      </w:r>
-      <w:proofErr w:type="spellEnd"/>
-      <w:r>
-        <w:rPr>
-          <w:rFonts w:ascii="Times New Roman" w:hAnsi="Times New Roman" w:cs="Times New Roman"/>
-        </w:rPr>
-        <w:t xml:space="preserve"> </w:t>
-      </w:r>
-      <w:proofErr w:type="spellStart"/>
-      <w:r>
-        <w:rPr>
-          <w:rFonts w:ascii="Times New Roman" w:hAnsi="Times New Roman" w:cs="Times New Roman"/>
-        </w:rPr>
-        <w:t>surat</w:t>
-      </w:r>
-      <w:proofErr w:type="spellEnd"/>
-      <w:r>
-        <w:rPr>
-          <w:rFonts w:ascii="Times New Roman" w:hAnsi="Times New Roman" w:cs="Times New Roman"/>
-        </w:rPr>
-        <w:t xml:space="preserve"> </w:t>
-      </w:r>
-      <w:proofErr w:type="spellStart"/>
-      <w:r>
-        <w:rPr>
-          <w:rFonts w:ascii="Times New Roman" w:hAnsi="Times New Roman" w:cs="Times New Roman"/>
-        </w:rPr>
-        <w:t>ini</w:t>
-      </w:r>
-      <w:proofErr w:type="spellEnd"/>
-      <w:r>
-        <w:rPr>
-          <w:rFonts w:ascii="Times New Roman" w:hAnsi="Times New Roman" w:cs="Times New Roman"/>
-        </w:rPr>
-        <w:t xml:space="preserve">.  </w:t>
-      </w:r>
-      <w:proofErr w:type="spellStart"/>
-      <w:r>
-        <w:rPr>
-          <w:rFonts w:ascii="Times New Roman" w:hAnsi="Times New Roman" w:cs="Times New Roman"/>
-        </w:rPr>
-        <w:t>Demikian</w:t>
-      </w:r>
-      <w:proofErr w:type="spellEnd"/>
-      <w:r>
-        <w:rPr>
-          <w:rFonts w:ascii="Times New Roman" w:hAnsi="Times New Roman" w:cs="Times New Roman"/>
-        </w:rPr>
-        <w:t xml:space="preserve"> </w:t>
-      </w:r>
-      <w:proofErr w:type="spellStart"/>
-      <w:r>
-        <w:rPr>
-          <w:rFonts w:ascii="Times New Roman" w:hAnsi="Times New Roman" w:cs="Times New Roman"/>
-        </w:rPr>
-        <w:t>permohonan</w:t>
-      </w:r>
-      <w:proofErr w:type="spellEnd"/>
-      <w:r>
-        <w:rPr>
-          <w:rFonts w:ascii="Times New Roman" w:hAnsi="Times New Roman" w:cs="Times New Roman"/>
-        </w:rPr>
-        <w:t xml:space="preserve"> </w:t>
-      </w:r>
-      <w:proofErr w:type="spellStart"/>
-      <w:r>
-        <w:rPr>
-          <w:rFonts w:ascii="Times New Roman" w:hAnsi="Times New Roman" w:cs="Times New Roman"/>
-        </w:rPr>
-        <w:t>ini</w:t>
-      </w:r>
-      <w:proofErr w:type="spellEnd"/>
-      <w:r>
-        <w:rPr>
-          <w:rFonts w:ascii="Times New Roman" w:hAnsi="Times New Roman" w:cs="Times New Roman"/>
-        </w:rPr>
-        <w:t xml:space="preserve"> </w:t>
-      </w:r>
-      <w:proofErr w:type="spellStart"/>
-      <w:r>
-        <w:rPr>
-          <w:rFonts w:ascii="Times New Roman" w:hAnsi="Times New Roman" w:cs="Times New Roman"/>
-        </w:rPr>
-        <w:t>saya</w:t>
-      </w:r>
-      <w:proofErr w:type="spellEnd"/>
-      <w:r>
-        <w:rPr>
-          <w:rFonts w:ascii="Times New Roman" w:hAnsi="Times New Roman" w:cs="Times New Roman"/>
-        </w:rPr>
-        <w:t xml:space="preserve"> </w:t>
-      </w:r>
-      <w:proofErr w:type="spellStart"/>
-      <w:r>
-        <w:rPr>
-          <w:rFonts w:ascii="Times New Roman" w:hAnsi="Times New Roman" w:cs="Times New Roman"/>
-        </w:rPr>
-        <w:t>sampaikan</w:t>
-      </w:r>
-      <w:proofErr w:type="spellEnd"/>
-      <w:r>
-        <w:rPr>
-          <w:rFonts w:ascii="Times New Roman" w:hAnsi="Times New Roman" w:cs="Times New Roman"/>
-        </w:rPr>
-        <w:t xml:space="preserve">.  Atas </w:t>
-      </w:r>
-      <w:proofErr w:type="spellStart"/>
-      <w:r>
-        <w:rPr>
-          <w:rFonts w:ascii="Times New Roman" w:hAnsi="Times New Roman" w:cs="Times New Roman"/>
-        </w:rPr>
-        <w:t>perhatian</w:t>
-      </w:r>
-      <w:proofErr w:type="spellEnd"/>
-      <w:r>
-        <w:rPr>
-          <w:rFonts w:ascii="Times New Roman" w:hAnsi="Times New Roman" w:cs="Times New Roman"/>
-        </w:rPr>
-        <w:t xml:space="preserve"> Bapak </w:t>
-      </w:r>
-      <w:proofErr w:type="spellStart"/>
-      <w:r>
-        <w:rPr>
-          <w:rFonts w:ascii="Times New Roman" w:hAnsi="Times New Roman" w:cs="Times New Roman"/>
-        </w:rPr>
-        <w:t>saya</w:t>
-      </w:r>
-      <w:proofErr w:type="spellEnd"/>
-      <w:r>
-        <w:rPr>
-          <w:rFonts w:ascii="Times New Roman" w:hAnsi="Times New Roman" w:cs="Times New Roman"/>
-        </w:rPr>
-        <w:t xml:space="preserve"> </w:t>
-      </w:r>
-      <w:proofErr w:type="spellStart"/>
-      <w:r>
-        <w:rPr>
-          <w:rFonts w:ascii="Times New Roman" w:hAnsi="Times New Roman" w:cs="Times New Roman"/>
-        </w:rPr>
-        <w:t>ucapkan</w:t>
-      </w:r>
-      <w:proofErr w:type="spellEnd"/>
-      <w:r>
-        <w:rPr>
-          <w:rFonts w:ascii="Times New Roman" w:hAnsi="Times New Roman" w:cs="Times New Roman"/>
-        </w:rPr>
-        <w:t xml:space="preserve"> </w:t>
-      </w:r>
-      <w:proofErr w:type="spellStart"/>
-      <w:r>
-        <w:rPr>
-          <w:rFonts w:ascii="Times New Roman" w:hAnsi="Times New Roman" w:cs="Times New Roman"/>
-        </w:rPr>
-        <w:t>terima</w:t>
-      </w:r>
-      <w:proofErr w:type="spellEnd"/>
-      <w:r>
-        <w:rPr>
-          <w:rFonts w:ascii="Times New Roman" w:hAnsi="Times New Roman" w:cs="Times New Roman"/>
-        </w:rPr>
-        <w:t xml:space="preserve"> </w:t>
-      </w:r>
-      <w:proofErr w:type="spellStart"/>
-      <w:r>
-        <w:rPr>
-          <w:rFonts w:ascii="Times New Roman" w:hAnsi="Times New Roman" w:cs="Times New Roman"/>
-        </w:rPr>
-        <w:t>kasih</w:t>
-      </w:r>
-      <w:proofErr w:type="spellEnd"/>
-      <w:r>
-        <w:rPr>
-          <w:rFonts w:ascii="Times New Roman" w:hAnsi="Times New Roman" w:cs="Times New Roman"/>
-        </w:rPr>
-        <w:t>.</w:t>
+        <w:t>), dilampirkan Bersama dengan surat ini.  Demikian permohonan ini saya sampaikan.  Atas perhatian Bapak saya ucapkan terima kasih.</w:t>
       </w:r>
     </w:p>
     <w:p>
@@ -1737,19 +965,11 @@
           <w:rFonts w:ascii="Times New Roman" w:hAnsi="Times New Roman" w:cs="Times New Roman"/>
         </w:rPr>
       </w:pPr>
-      <w:proofErr w:type="spellStart"/>
-      <w:r>
-        <w:rPr>
-          <w:rFonts w:ascii="Times New Roman" w:hAnsi="Times New Roman" w:cs="Times New Roman"/>
-        </w:rPr>
-        <w:t>Pemohon</w:t>
-      </w:r>
-      <w:proofErr w:type="spellEnd"/>
-      <w:r>
-        <w:rPr>
-          <w:rFonts w:ascii="Times New Roman" w:hAnsi="Times New Roman" w:cs="Times New Roman"/>
-        </w:rPr>
-        <w:t>,</w:t>
+      <w:r>
+        <w:rPr>
+          <w:rFonts w:ascii="Times New Roman" w:hAnsi="Times New Roman" w:cs="Times New Roman"/>
+        </w:rPr>
+        <w:t>Pemohon,</w:t>
       </w:r>
     </w:p>
     <w:p>
@@ -1771,47 +991,11 @@
           <w:rFonts w:ascii="Times New Roman" w:hAnsi="Times New Roman" w:cs="Times New Roman"/>
         </w:rPr>
       </w:pPr>
-      <w:proofErr w:type="spellStart"/>
-      <w:r>
-        <w:rPr>
-          <w:rFonts w:ascii="Times New Roman" w:hAnsi="Times New Roman" w:cs="Times New Roman"/>
-        </w:rPr>
-        <w:t>Samarinda</w:t>
-      </w:r>
-      <w:proofErr w:type="spellEnd"/>
-      <w:r>
-        <w:rPr>
-          <w:rFonts w:ascii="Times New Roman" w:hAnsi="Times New Roman" w:cs="Times New Roman"/>
-        </w:rPr>
-        <w:t>, (</w:t>
-      </w:r>
-      <w:proofErr w:type="spellStart"/>
-      <w:r>
-        <w:rPr>
-          <w:rFonts w:ascii="Times New Roman" w:hAnsi="Times New Roman" w:cs="Times New Roman"/>
-        </w:rPr>
-        <w:t>tanggal</w:t>
-      </w:r>
-      <w:proofErr w:type="spellEnd"/>
-      <w:r>
-        <w:rPr>
-          <w:rFonts w:ascii="Times New Roman" w:hAnsi="Times New Roman" w:cs="Times New Roman"/>
-        </w:rPr>
-        <w:t>), (Bulan), (</w:t>
-      </w:r>
-      <w:proofErr w:type="spellStart"/>
-      <w:r>
-        <w:rPr>
-          <w:rFonts w:ascii="Times New Roman" w:hAnsi="Times New Roman" w:cs="Times New Roman"/>
-        </w:rPr>
-        <w:t>Tahun</w:t>
-      </w:r>
-      <w:proofErr w:type="spellEnd"/>
-      <w:r>
-        <w:rPr>
-          <w:rFonts w:ascii="Times New Roman" w:hAnsi="Times New Roman" w:cs="Times New Roman"/>
-        </w:rPr>
-        <w:t>)</w:t>
+      <w:r>
+        <w:rPr>
+          <w:rFonts w:ascii="Times New Roman" w:hAnsi="Times New Roman" w:cs="Times New Roman"/>
+        </w:rPr>
+        <w:t>Samarinda, (tanggal), (Bulan), (Tahun)</w:t>
       </w:r>
     </w:p>
     <w:p>
@@ -1873,16 +1057,8 @@
         <w:rPr>
           <w:rFonts w:ascii="Times New Roman" w:hAnsi="Times New Roman" w:cs="Times New Roman"/>
         </w:rPr>
-        <w:t xml:space="preserve">Nama </w:t>
-      </w:r>
-      <w:proofErr w:type="spellStart"/>
-      <w:r>
-        <w:rPr>
-          <w:rFonts w:ascii="Times New Roman" w:hAnsi="Times New Roman" w:cs="Times New Roman"/>
-        </w:rPr>
-        <w:t>Mahasiswa</w:t>
-      </w:r>
-      <w:proofErr w:type="spellEnd"/>
+        <w:t>Nama Mahasiswa</w:t>
+      </w:r>
     </w:p>
     <w:p>
       <w:pPr>
